--- a/Tai_lieu_SRS/03_Website_Quan_tri/03_Cong_tac_boi_thuong/Bieu_mau/Mau_05_BTNN_Template.docx
+++ b/Tai_lieu_SRS/03_Website_Quan_tri/03_Cong_tac_boi_thuong/Bieu_mau/Mau_05_BTNN_Template.docx
@@ -311,7 +311,7 @@
                 <w:sz w:val="28"/>
                 <w:szCs w:val="28"/>
               </w:rPr>
-              <w:t>##ChucVuNguoiDungDau##</w:t>
+              <w:t>##ChucVuNguoiKy##</w:t>
             </w:r>
           </w:p>
           <w:p>
@@ -324,7 +324,7 @@
                 <w:sz w:val="26"/>
                 <w:szCs w:val="26"/>
               </w:rPr>
-              <w:t>(Ký, ghi rõ họ tên, đóng dấu)</w:t>
+              <w:t>(Ký, ghi rõ họ tên và đóng dấu)</w:t>
             </w:r>
           </w:p>
           <w:p>
